--- a/ashleymiller_resume_2026.docx
+++ b/ashleymiller_resume_2026.docx
@@ -24,7 +24,13 @@
         <w:rPr>
           <w:spacing w:val="-4"/>
         </w:rPr>
-        <w:t>(973)-369-8444 | am6555@columbia.edu | linkedin.com/in/ashleymiller20 | millerashley.github.io/portfolio</w:t>
+        <w:t xml:space="preserve">(973)-369-8444 | am6555@columbia.edu | linkedin.com/in/ashleymiller20 | </w:t>
+      </w:r>
+      <w:r>
+        <w:rPr>
+          <w:spacing w:val="-4"/>
+        </w:rPr>
+        <w:t>engineerashley.com</w:t>
       </w:r>
     </w:p>
     <w:p/>
@@ -331,10 +337,7 @@
         </w:numPr>
       </w:pPr>
       <w:r>
-        <w:t>Engineered</w:t>
-      </w:r>
-      <w:r>
-        <w:t xml:space="preserve"> and 3D-printed custom mechanical mounting components and built a benchtop validation enclosure enabling structured, repeatable lab testing under real-world conditions</w:t>
+        <w:t>Engineered and 3D-printed custom mechanical mounting components and built a benchtop validation enclosure enabling structured, repeatable lab testing under real-world conditions</w:t>
       </w:r>
       <w:r>
         <w:t xml:space="preserve"> to overcome environmental and cost constraints.</w:t>
@@ -491,13 +494,7 @@
         </w:numPr>
       </w:pPr>
       <w:r>
-        <w:t>Innovated mechanical components enabling a 65 MHz increase in ultrasound frequency for an ARF-OCE (Acoustic Radiation Force</w:t>
-      </w:r>
-      <w:r>
-        <w:t xml:space="preserve"> - </w:t>
-      </w:r>
-      <w:r>
-        <w:t>Optical Coherence Elastography) biomedical imaging system, incorporating user feedback to accelerate clinical translation.</w:t>
+        <w:t>Innovated mechanical components enabling a 65 MHz increase in ultrasound frequency for an ARF-OCE (Acoustic Radiation Force - Optical Coherence Elastography) biomedical imaging system, incorporating user feedback to accelerate clinical translation.</w:t>
       </w:r>
     </w:p>
     <w:p>
@@ -509,13 +506,7 @@
         </w:numPr>
       </w:pPr>
       <w:r>
-        <w:t>Spearheaded FEA in Ansys to reconstruct phantom mechanical properties, predict acoustic radiation force effects, and validate against gold-standard testing equipment</w:t>
-      </w:r>
-      <w:r>
-        <w:t xml:space="preserve">, </w:t>
-      </w:r>
-      <w:r>
-        <w:t>bridging simulation and experimental biomechanics.</w:t>
+        <w:t>Spearheaded FEA in Ansys to reconstruct phantom mechanical properties, predict acoustic radiation force effects, and validate against gold-standard testing equipment, bridging simulation and experimental biomechanics.</w:t>
       </w:r>
     </w:p>
     <w:p>
